--- a/docs/AICP_forms_PT.docx
+++ b/docs/AICP_forms_PT.docx
@@ -20,7 +20,7 @@
           <w:bCs/>
           <w:b/>
         </w:rPr>
-        <w:t xml:space="preserve">Formulários de curadoria de artigos gerados por IA</w:t>
+        <w:t xml:space="preserve">Formulários de curadoria de textos gerados por IA</w:t>
       </w:r>
     </w:p>
     <w:p>
@@ -28,7 +28,7 @@
         <w:pStyle w:val="BodyText"/>
       </w:pPr>
       <w:r>
-        <w:t xml:space="preserve">Seis formulários, um por fase, para anexar ao artigo curado. Extensão do modelo 5R (Bain et al., 2002) com uma nova fase, Reconciling (Costa et al., 2026).</w:t>
+        <w:t xml:space="preserve">Seis formulários, um por fase, para anexar a qualquer texto produzido com IA generativa (artigo, trabalho académico, relatório, material didático, texto de divulgação, entre outros). Extensão do modelo 5R (Bain et al., 2002) com uma nova fase, Reconciling (Costa et al., 2026).</w:t>
       </w:r>
     </w:p>
     <w:bookmarkStart w:id="20" w:name="como-usar"/>
@@ -97,7 +97,7 @@
         <w:t xml:space="preserve"> </w:t>
       </w:r>
       <w:r>
-        <w:t xml:space="preserve">descrevem o que foi feito; não medem certo ou errado nem autorizam o uso do artigo.</w:t>
+        <w:t xml:space="preserve">descrevem o que foi feito; não medem certo ou errado nem autorizam o uso do texto.</w:t>
       </w:r>
     </w:p>
     <w:p>
@@ -109,7 +109,7 @@
         <w:pStyle w:val="Compact"/>
       </w:pPr>
       <w:r>
-        <w:t xml:space="preserve">A Fase 5 exige um segundo grupo que não participou na produção do artigo. Uma opinião livre, sem confronto estruturado, é um levantamento de conceções, não é Reconciling.</w:t>
+        <w:t xml:space="preserve">A Fase 5 exige um segundo grupo que não participou na produção do texto. Uma opinião livre, sem confronto estruturado, é um levantamento de conceções, não é Reconciling.</w:t>
       </w:r>
     </w:p>
     <w:p>
@@ -121,7 +121,7 @@
         <w:pStyle w:val="Compact"/>
       </w:pPr>
       <w:r>
-        <w:t xml:space="preserve">Guarde o texto original gerado (Fase 1) e anexe estes formulários ao artigo final. Não registe dados pessoais ou confidenciais nos campos.</w:t>
+        <w:t xml:space="preserve">Guarde o texto original gerado (Fase 1) e anexe estes formulários ao texto final. Não registe dados pessoais ou confidenciais nos campos.</w:t>
       </w:r>
     </w:p>
     <w:p>
@@ -155,7 +155,7 @@
           <w:bCs/>
           <w:b/>
         </w:rPr>
-        <w:t xml:space="preserve">Título ou tema do artigo analisado</w:t>
+        <w:t xml:space="preserve">Título ou tema do texto analisado</w:t>
       </w:r>
     </w:p>
     <w:p>
@@ -235,7 +235,7 @@
           <w:iCs/>
           <w:i/>
         </w:rPr>
-        <w:t xml:space="preserve">(ex.: submissão, trabalho curricular, base de revisão, avaliação)</w:t>
+        <w:t xml:space="preserve">(ex.: submissão a revista, trabalho curricular, material de aula, relatório, divulgação, avaliação)</w:t>
       </w:r>
     </w:p>
     <w:p>
@@ -525,7 +525,7 @@
           <w:iCs/>
           <w:i/>
         </w:rPr>
-        <w:t xml:space="preserve">Como foi produzido este artigo? Registar as condições de produção antes de o avaliar.</w:t>
+        <w:t xml:space="preserve">Como foi produzido este texto? Registar as condições de produção antes de o avaliar.</w:t>
       </w:r>
     </w:p>
     <w:p>
@@ -533,7 +533,7 @@
         <w:pStyle w:val="BodyText"/>
       </w:pPr>
       <w:r>
-        <w:t xml:space="preserve">Artigo / código do registo: ____ Curador(a): ____ Data: ____</w:t>
+        <w:t xml:space="preserve">Texto / código do registo: ____ Curador(a): ____ Data: ____</w:t>
       </w:r>
     </w:p>
     <w:bookmarkStart w:id="23" w:name="a.-texto-analisado"/>
@@ -557,7 +557,7 @@
         <w:t xml:space="preserve">Tipo de texto</w:t>
       </w:r>
       <w:r>
-        <w:t xml:space="preserve">: ☐ Artigo científico ☐ Revisão ☐ Resumo/abstract ☐ Outro ____</w:t>
+        <w:t xml:space="preserve">: ☐ Artigo científico ☐ Revisão de literatura ☐ Resumo/abstract ☐ Trabalho académico (ensaio, relatório, dissertação) ☐ Material didático ou pedagógico ☐ Texto de divulgação ou jornalístico ☐ Comunicação institucional ou profissional ☐ Texto criativo ou literário ☐ Outro ____</w:t>
       </w:r>
     </w:p>
     <w:p>
@@ -842,7 +842,7 @@
           <w:iCs/>
           <w:i/>
         </w:rPr>
-        <w:t xml:space="preserve">Com que fontes e conhecimentos posso comparar este artigo?</w:t>
+        <w:t xml:space="preserve">Com que fontes e conhecimentos posso comparar este texto?</w:t>
       </w:r>
     </w:p>
     <w:p>
@@ -850,7 +850,7 @@
         <w:pStyle w:val="BodyText"/>
       </w:pPr>
       <w:r>
-        <w:t xml:space="preserve">Artigo / código do registo: ____ Curador(a): ____ Data: ____</w:t>
+        <w:t xml:space="preserve">Texto / código do registo: ____ Curador(a): ____ Data: ____</w:t>
       </w:r>
     </w:p>
     <w:bookmarkStart w:id="28" w:name="a.-repositório-de-referência"/>
@@ -995,13 +995,13 @@
       </w:tr>
     </w:tbl>
     <w:bookmarkEnd w:id="28"/>
-    <w:bookmarkStart w:id="29" w:name="Xf6ce05e210912e215b37aa3b47bb033da70077d"/>
+    <w:bookmarkStart w:id="29" w:name="X4de34b1395711c38974e2642bcf7612bbbc1362"/>
     <w:p>
       <w:pPr>
         <w:pStyle w:val="Heading3"/>
       </w:pPr>
       <w:r>
-        <w:t xml:space="preserve">B. Verificação de afirmações e referências do artigo</w:t>
+        <w:t xml:space="preserve">B. Verificação de afirmações e referências do texto</w:t>
       </w:r>
     </w:p>
     <w:tbl>
@@ -1284,37 +1284,37 @@
       </w:r>
     </w:p>
     <w:bookmarkEnd w:id="29"/>
-    <w:bookmarkStart w:id="30" w:name="c.-comparação-com-o-campo"/>
+    <w:bookmarkStart w:id="30" w:name="c.-comparação-com-o-conhecimento-da-área"/>
     <w:p>
       <w:pPr>
         <w:pStyle w:val="Heading3"/>
       </w:pPr>
       <w:r>
-        <w:t xml:space="preserve">C. Comparação com o campo</w:t>
-      </w:r>
-    </w:p>
-    <w:p>
-      <w:pPr>
-        <w:pStyle w:val="FirstParagraph"/>
-      </w:pPr>
-      <w:r>
-        <w:rPr>
-          <w:bCs/>
-          <w:b/>
-        </w:rPr>
-        <w:t xml:space="preserve">O que o artigo apresenta e converge com a literatura</w:t>
-      </w:r>
-    </w:p>
-    <w:p>
-      <w:pPr>
-        <w:pStyle w:val="FirstParagraph"/>
-      </w:pPr>
-      <w:r>
-        <w:rPr>
-          <w:bCs/>
-          <w:b/>
-        </w:rPr>
-        <w:t xml:space="preserve">O que parece ausente (autores, línguas, regiões, perspetivas teóricas)</w:t>
+        <w:t xml:space="preserve">C. Comparação com o conhecimento da área</w:t>
+      </w:r>
+    </w:p>
+    <w:p>
+      <w:pPr>
+        <w:pStyle w:val="FirstParagraph"/>
+      </w:pPr>
+      <w:r>
+        <w:rPr>
+          <w:bCs/>
+          <w:b/>
+        </w:rPr>
+        <w:t xml:space="preserve">O que o texto apresenta e é consistente com as fontes e o conhecimento da área</w:t>
+      </w:r>
+    </w:p>
+    <w:p>
+      <w:pPr>
+        <w:pStyle w:val="FirstParagraph"/>
+      </w:pPr>
+      <w:r>
+        <w:rPr>
+          <w:bCs/>
+          <w:b/>
+        </w:rPr>
+        <w:t xml:space="preserve">O que parece ausente (autores, fontes, línguas, regiões, perspetivas)</w:t>
       </w:r>
     </w:p>
     <w:bookmarkEnd w:id="30"/>
@@ -1391,7 +1391,7 @@
           <w:iCs/>
           <w:i/>
         </w:rPr>
-        <w:t xml:space="preserve">O que observo e como reajo? Comparar o artigo com variações do prompt.</w:t>
+        <w:t xml:space="preserve">O que observo e como reajo? Comparar o texto com variações do prompt.</w:t>
       </w:r>
     </w:p>
     <w:p>
@@ -1399,7 +1399,7 @@
         <w:pStyle w:val="BodyText"/>
       </w:pPr>
       <w:r>
-        <w:t xml:space="preserve">Artigo / código do registo: ____ Curador(a): ____ Data: ____</w:t>
+        <w:t xml:space="preserve">Texto / código do registo: ____ Curador(a): ____ Data: ____</w:t>
       </w:r>
     </w:p>
     <w:bookmarkStart w:id="33" w:name="a.-resposta-pessoal"/>
@@ -1931,7 +1931,7 @@
               <w:jc w:val="left"/>
             </w:pPr>
             <w:r>
-              <w:t xml:space="preserve">Simplificação ou deturpação de teorias e autores</w:t>
+              <w:t xml:space="preserve">Simplificação ou deturpação de ideias, teorias, fontes ou autores</w:t>
             </w:r>
           </w:p>
         </w:tc>
@@ -2059,7 +2059,7 @@
         <w:pStyle w:val="BodyText"/>
       </w:pPr>
       <w:r>
-        <w:t xml:space="preserve">Artigo / código do registo: ____ Curador(a): ____ Data: ____</w:t>
+        <w:t xml:space="preserve">Texto / código do registo: ____ Curador(a): ____ Data: ____</w:t>
       </w:r>
     </w:p>
     <w:bookmarkStart w:id="38" w:name="a.-observado-interpretado-incerto"/>
@@ -2230,25 +2230,25 @@
       </w:tr>
     </w:tbl>
     <w:bookmarkEnd w:id="38"/>
-    <w:bookmarkStart w:id="39" w:name="X39d57c631d16ae632260d2764169fa59597de80"/>
+    <w:bookmarkStart w:id="39" w:name="b.-avaliação-da-qualidade-do-texto"/>
     <w:p>
       <w:pPr>
         <w:pStyle w:val="Heading3"/>
       </w:pPr>
       <w:r>
-        <w:t xml:space="preserve">B. Avaliação do artigo como texto científico</w:t>
-      </w:r>
-    </w:p>
-    <w:p>
-      <w:pPr>
-        <w:pStyle w:val="FirstParagraph"/>
-      </w:pPr>
-      <w:r>
-        <w:rPr>
-          <w:bCs/>
-          <w:b/>
-        </w:rPr>
-        <w:t xml:space="preserve">Coerência: pergunta, objetivos, método, resultados e conclusão</w:t>
+        <w:t xml:space="preserve">B. Avaliação da qualidade do texto</w:t>
+      </w:r>
+    </w:p>
+    <w:p>
+      <w:pPr>
+        <w:pStyle w:val="FirstParagraph"/>
+      </w:pPr>
+      <w:r>
+        <w:rPr>
+          <w:bCs/>
+          <w:b/>
+        </w:rPr>
+        <w:t xml:space="preserve">Coerência: propósito, estrutura, desenvolvimento e conclusões (num texto científico: pergunta, objetivos, método, resultados e conclusão)</w:t>
       </w:r>
       <w:r>
         <w:t xml:space="preserve">: ☐ Adequada ☐ Parcial ☐ Inadequada</w:t>
@@ -2263,7 +2263,7 @@
           <w:bCs/>
           <w:b/>
         </w:rPr>
-        <w:t xml:space="preserve">Suporte teórico e empírico das afirmações</w:t>
+        <w:t xml:space="preserve">Fundamentação das afirmações (fontes, dados, raciocínio)</w:t>
       </w:r>
       <w:r>
         <w:t xml:space="preserve">: ☐ Adequado ☐ Parcial ☐ Inadequado</w:t>
@@ -2278,7 +2278,7 @@
           <w:bCs/>
           <w:b/>
         </w:rPr>
-        <w:t xml:space="preserve">Limitações e incertezas declaradas pelo texto</w:t>
+        <w:t xml:space="preserve">Limitações e incertezas declaradas pelo texto, quando o género o exige</w:t>
       </w:r>
       <w:r>
         <w:t xml:space="preserve">: ☐ Sim ☐ Parcialmente ☐ Não</w:t>
@@ -2340,13 +2340,13 @@
       </w:r>
     </w:p>
     <w:bookmarkEnd w:id="40"/>
-    <w:bookmarkStart w:id="41" w:name="X1eecbea34ec4dfe35acc0a32d486a2c3c002511"/>
+    <w:bookmarkStart w:id="41" w:name="Xbc65eac720d5a2c149d254addbcd81cceafad28"/>
     <w:p>
       <w:pPr>
         <w:pStyle w:val="Heading3"/>
       </w:pPr>
       <w:r>
-        <w:t xml:space="preserve">D. Texto curatorial (obrigatório se o artigo for divulgado além de quem o criou)</w:t>
+        <w:t xml:space="preserve">D. Texto curatorial (obrigatório se o texto for divulgado além de quem o criou)</w:t>
       </w:r>
     </w:p>
     <w:p>
@@ -2391,7 +2391,7 @@
           <w:iCs/>
           <w:i/>
         </w:rPr>
-        <w:t xml:space="preserve">O que dizem outras pessoas? Um segundo grupo, independente da produção, revê o artigo e as Fases 1 a 4.</w:t>
+        <w:t xml:space="preserve">O que dizem outras pessoas? Um segundo grupo, independente da produção, revê o texto e as Fases 1 a 4.</w:t>
       </w:r>
     </w:p>
     <w:p>
@@ -2399,7 +2399,7 @@
         <w:pStyle w:val="BodyText"/>
       </w:pPr>
       <w:r>
-        <w:t xml:space="preserve">Artigo / código do registo: ____ Curador(a): ____ Data: ____</w:t>
+        <w:t xml:space="preserve">Texto / código do registo: ____ Curador(a): ____ Data: ____</w:t>
       </w:r>
     </w:p>
     <w:bookmarkStart w:id="43" w:name="a.-segundo-grupo-revisor"/>
@@ -2607,7 +2607,7 @@
         <w:t xml:space="preserve">O que o grupo reviu</w:t>
       </w:r>
       <w:r>
-        <w:t xml:space="preserve">: ☐ Artigo ☐ Registo (F1) ☐ Repositório (F2) ☐ Auditoria (F3) ☐ Contextualização (F4)</w:t>
+        <w:t xml:space="preserve">: ☐ Texto ☐ Registo (F1) ☐ Repositório (F2) ☐ Auditoria (F3) ☐ Contextualização (F4)</w:t>
       </w:r>
     </w:p>
     <w:bookmarkEnd w:id="43"/>
@@ -2865,7 +2865,7 @@
         <w:pStyle w:val="BlockText"/>
       </w:pPr>
       <w:r>
-        <w:t xml:space="preserve">Se os estudantes ou o curador apenas exprimem opiniões livres, sem confrontar o artigo com um segundo grupo independente, não é Reconciling: é brainstorming ou levantamento de conceções, e deve ser registado como tal.</w:t>
+        <w:t xml:space="preserve">Se os estudantes ou o curador apenas exprimem opiniões livres, sem confrontar o texto com um segundo grupo independente, não é Reconciling: é brainstorming ou levantamento de conceções, e deve ser registado como tal.</w:t>
       </w:r>
     </w:p>
     <w:bookmarkEnd w:id="46"/>
@@ -2896,7 +2896,7 @@
         <w:pStyle w:val="BodyText"/>
       </w:pPr>
       <w:r>
-        <w:t xml:space="preserve">Artigo / código do registo: ____ Curador(a): ____ Data: ____</w:t>
+        <w:t xml:space="preserve">Texto / código do registo: ____ Curador(a): ____ Data: ____</w:t>
       </w:r>
     </w:p>
     <w:bookmarkStart w:id="48" w:name="a.-decisão"/>
@@ -2917,7 +2917,7 @@
           <w:bCs/>
           <w:b/>
         </w:rPr>
-        <w:t xml:space="preserve">Decisão sobre o artigo</w:t>
+        <w:t xml:space="preserve">Decisão sobre o texto</w:t>
       </w:r>
       <w:r>
         <w:t xml:space="preserve">: ☐ Utilizar ☐ Utilizar com contextualização ☐ Adaptar ☐ Não utilizar</w:t>
@@ -2989,7 +2989,7 @@
         <w:t xml:space="preserve">Condições cumpridas</w:t>
       </w:r>
       <w:r>
-        <w:t xml:space="preserve">: ☐ Todas as referências verificadas na fonte (existem e dizem o que o texto afirma) ☐ Afirmações factuais e dados verificados ☐ Voz e autoria asseguradas (texto reescrito e assumido por quem assina) ☐ Direitos de autor, privacidade e consentimentos tratados ☐ Revisão final integral do manuscrito</w:t>
+        <w:t xml:space="preserve">: ☐ Referências e fontes verificadas na origem, quando existam (existem e dizem o que o texto afirma) ☐ Afirmações factuais e dados verificados ☐ Voz e autoria asseguradas (texto reescrito e assumido por quem assina) ☐ Direitos de autor, privacidade e consentimentos tratados ☐ Revisão final integral do texto</w:t>
       </w:r>
     </w:p>
     <w:p>
@@ -3011,7 +3011,7 @@
           <w:iCs/>
           <w:i/>
         </w:rPr>
-        <w:t xml:space="preserve">(partes do texto, números, referências)</w:t>
+        <w:t xml:space="preserve">(partes do texto, números, dados, referências)</w:t>
       </w:r>
     </w:p>
     <w:bookmarkEnd w:id="49"/>
